--- a/notes_27Apr2023.docx
+++ b/notes_27Apr2023.docx
@@ -2530,14 +2530,1870 @@
     </w:p>
     <w:p>
       <w:pPr>
-        <w:rPr>
-          <w:sz w:val="24"/>
-          <w:szCs w:val="24"/>
-        </w:rPr>
-      </w:pPr>
-    </w:p>
-    <w:p>
-      <w:pPr>
+        <w:ind w:left="360"/>
+        <w:rPr>
+          <w:sz w:val="24"/>
+          <w:szCs w:val="24"/>
+        </w:rPr>
+      </w:pPr>
+    </w:p>
+    <w:p>
+      <w:pPr>
+        <w:pStyle w:val="ListParagraph"/>
+        <w:numPr>
+          <w:ilvl w:val="0"/>
+          <w:numId w:val="12"/>
+        </w:numPr>
+        <w:rPr>
+          <w:sz w:val="24"/>
+          <w:szCs w:val="24"/>
+        </w:rPr>
+      </w:pPr>
+      <w:r>
+        <w:rPr>
+          <w:sz w:val="24"/>
+          <w:szCs w:val="24"/>
+        </w:rPr>
+        <w:t>Create a maven project</w:t>
+      </w:r>
+    </w:p>
+    <w:p>
+      <w:pPr>
+        <w:pStyle w:val="ListParagraph"/>
+        <w:numPr>
+          <w:ilvl w:val="0"/>
+          <w:numId w:val="12"/>
+        </w:numPr>
+        <w:rPr>
+          <w:sz w:val="24"/>
+          <w:szCs w:val="24"/>
+        </w:rPr>
+      </w:pPr>
+      <w:r>
+        <w:rPr>
+          <w:sz w:val="24"/>
+          <w:szCs w:val="24"/>
+        </w:rPr>
+        <w:t>In pom.xml add the dependency:</w:t>
+      </w:r>
+    </w:p>
+    <w:p>
+      <w:pPr>
+        <w:autoSpaceDE w:val="0"/>
+        <w:autoSpaceDN w:val="0"/>
+        <w:adjustRightInd w:val="0"/>
+        <w:spacing w:after="0" w:line="240" w:lineRule="auto"/>
+        <w:ind w:left="1080" w:firstLine="360"/>
+        <w:rPr>
+          <w:rFonts w:ascii="Consolas" w:hAnsi="Consolas" w:cs="Consolas"/>
+          <w:sz w:val="14"/>
+          <w:szCs w:val="14"/>
+        </w:rPr>
+      </w:pPr>
+      <w:r>
+        <w:rPr>
+          <w:rFonts w:ascii="Consolas" w:hAnsi="Consolas" w:cs="Consolas"/>
+          <w:color w:val="008080"/>
+          <w:sz w:val="14"/>
+          <w:szCs w:val="14"/>
+        </w:rPr>
+        <w:t>&lt;</w:t>
+      </w:r>
+      <w:r>
+        <w:rPr>
+          <w:rFonts w:ascii="Consolas" w:hAnsi="Consolas" w:cs="Consolas"/>
+          <w:color w:val="3F7F7F"/>
+          <w:sz w:val="14"/>
+          <w:szCs w:val="14"/>
+        </w:rPr>
+        <w:t>dependency</w:t>
+      </w:r>
+      <w:r>
+        <w:rPr>
+          <w:rFonts w:ascii="Consolas" w:hAnsi="Consolas" w:cs="Consolas"/>
+          <w:color w:val="008080"/>
+          <w:sz w:val="14"/>
+          <w:szCs w:val="14"/>
+        </w:rPr>
+        <w:t>&gt;</w:t>
+      </w:r>
+    </w:p>
+    <w:p>
+      <w:pPr>
+        <w:autoSpaceDE w:val="0"/>
+        <w:autoSpaceDN w:val="0"/>
+        <w:adjustRightInd w:val="0"/>
+        <w:spacing w:after="0" w:line="240" w:lineRule="auto"/>
+        <w:ind w:left="360"/>
+        <w:rPr>
+          <w:rFonts w:ascii="Consolas" w:hAnsi="Consolas" w:cs="Consolas"/>
+          <w:sz w:val="14"/>
+          <w:szCs w:val="14"/>
+        </w:rPr>
+      </w:pPr>
+      <w:r>
+        <w:rPr>
+          <w:rFonts w:ascii="Consolas" w:hAnsi="Consolas" w:cs="Consolas"/>
+          <w:color w:val="000000"/>
+          <w:sz w:val="14"/>
+          <w:szCs w:val="14"/>
+        </w:rPr>
+        <w:t xml:space="preserve">                </w:t>
+      </w:r>
+      <w:r>
+        <w:rPr>
+          <w:rFonts w:ascii="Consolas" w:hAnsi="Consolas" w:cs="Consolas"/>
+          <w:color w:val="008080"/>
+          <w:sz w:val="14"/>
+          <w:szCs w:val="14"/>
+        </w:rPr>
+        <w:t>&lt;</w:t>
+      </w:r>
+      <w:proofErr w:type="spellStart"/>
+      <w:r>
+        <w:rPr>
+          <w:rFonts w:ascii="Consolas" w:hAnsi="Consolas" w:cs="Consolas"/>
+          <w:color w:val="3F7F7F"/>
+          <w:sz w:val="14"/>
+          <w:szCs w:val="14"/>
+        </w:rPr>
+        <w:t>groupId</w:t>
+      </w:r>
+      <w:proofErr w:type="spellEnd"/>
+      <w:r>
+        <w:rPr>
+          <w:rFonts w:ascii="Consolas" w:hAnsi="Consolas" w:cs="Consolas"/>
+          <w:color w:val="008080"/>
+          <w:sz w:val="14"/>
+          <w:szCs w:val="14"/>
+        </w:rPr>
+        <w:t>&gt;</w:t>
+      </w:r>
+      <w:proofErr w:type="spellStart"/>
+      <w:r>
+        <w:rPr>
+          <w:rFonts w:ascii="Consolas" w:hAnsi="Consolas" w:cs="Consolas"/>
+          <w:color w:val="000000"/>
+          <w:sz w:val="14"/>
+          <w:szCs w:val="14"/>
+        </w:rPr>
+        <w:t>org.postgresql</w:t>
+      </w:r>
+      <w:proofErr w:type="spellEnd"/>
+      <w:r>
+        <w:rPr>
+          <w:rFonts w:ascii="Consolas" w:hAnsi="Consolas" w:cs="Consolas"/>
+          <w:color w:val="008080"/>
+          <w:sz w:val="14"/>
+          <w:szCs w:val="14"/>
+        </w:rPr>
+        <w:t>&lt;/</w:t>
+      </w:r>
+      <w:proofErr w:type="spellStart"/>
+      <w:r>
+        <w:rPr>
+          <w:rFonts w:ascii="Consolas" w:hAnsi="Consolas" w:cs="Consolas"/>
+          <w:color w:val="3F7F7F"/>
+          <w:sz w:val="14"/>
+          <w:szCs w:val="14"/>
+        </w:rPr>
+        <w:t>groupId</w:t>
+      </w:r>
+      <w:proofErr w:type="spellEnd"/>
+      <w:r>
+        <w:rPr>
+          <w:rFonts w:ascii="Consolas" w:hAnsi="Consolas" w:cs="Consolas"/>
+          <w:color w:val="008080"/>
+          <w:sz w:val="14"/>
+          <w:szCs w:val="14"/>
+        </w:rPr>
+        <w:t>&gt;</w:t>
+      </w:r>
+    </w:p>
+    <w:p>
+      <w:pPr>
+        <w:autoSpaceDE w:val="0"/>
+        <w:autoSpaceDN w:val="0"/>
+        <w:adjustRightInd w:val="0"/>
+        <w:spacing w:after="0" w:line="240" w:lineRule="auto"/>
+        <w:ind w:left="360"/>
+        <w:rPr>
+          <w:rFonts w:ascii="Consolas" w:hAnsi="Consolas" w:cs="Consolas"/>
+          <w:sz w:val="14"/>
+          <w:szCs w:val="14"/>
+        </w:rPr>
+      </w:pPr>
+      <w:r>
+        <w:rPr>
+          <w:rFonts w:ascii="Consolas" w:hAnsi="Consolas" w:cs="Consolas"/>
+          <w:color w:val="000000"/>
+          <w:sz w:val="14"/>
+          <w:szCs w:val="14"/>
+        </w:rPr>
+        <w:t xml:space="preserve">                </w:t>
+      </w:r>
+      <w:r>
+        <w:rPr>
+          <w:rFonts w:ascii="Consolas" w:hAnsi="Consolas" w:cs="Consolas"/>
+          <w:color w:val="008080"/>
+          <w:sz w:val="14"/>
+          <w:szCs w:val="14"/>
+        </w:rPr>
+        <w:t>&lt;</w:t>
+      </w:r>
+      <w:proofErr w:type="spellStart"/>
+      <w:r>
+        <w:rPr>
+          <w:rFonts w:ascii="Consolas" w:hAnsi="Consolas" w:cs="Consolas"/>
+          <w:color w:val="3F7F7F"/>
+          <w:sz w:val="14"/>
+          <w:szCs w:val="14"/>
+        </w:rPr>
+        <w:t>artifactId</w:t>
+      </w:r>
+      <w:proofErr w:type="spellEnd"/>
+      <w:r>
+        <w:rPr>
+          <w:rFonts w:ascii="Consolas" w:hAnsi="Consolas" w:cs="Consolas"/>
+          <w:color w:val="008080"/>
+          <w:sz w:val="14"/>
+          <w:szCs w:val="14"/>
+        </w:rPr>
+        <w:t>&gt;</w:t>
+      </w:r>
+      <w:proofErr w:type="spellStart"/>
+      <w:r>
+        <w:rPr>
+          <w:rFonts w:ascii="Consolas" w:hAnsi="Consolas" w:cs="Consolas"/>
+          <w:color w:val="000000"/>
+          <w:sz w:val="14"/>
+          <w:szCs w:val="14"/>
+        </w:rPr>
+        <w:t>postgresql</w:t>
+      </w:r>
+      <w:proofErr w:type="spellEnd"/>
+      <w:r>
+        <w:rPr>
+          <w:rFonts w:ascii="Consolas" w:hAnsi="Consolas" w:cs="Consolas"/>
+          <w:color w:val="008080"/>
+          <w:sz w:val="14"/>
+          <w:szCs w:val="14"/>
+        </w:rPr>
+        <w:t>&lt;/</w:t>
+      </w:r>
+      <w:proofErr w:type="spellStart"/>
+      <w:r>
+        <w:rPr>
+          <w:rFonts w:ascii="Consolas" w:hAnsi="Consolas" w:cs="Consolas"/>
+          <w:color w:val="3F7F7F"/>
+          <w:sz w:val="14"/>
+          <w:szCs w:val="14"/>
+        </w:rPr>
+        <w:t>artifactId</w:t>
+      </w:r>
+      <w:proofErr w:type="spellEnd"/>
+      <w:r>
+        <w:rPr>
+          <w:rFonts w:ascii="Consolas" w:hAnsi="Consolas" w:cs="Consolas"/>
+          <w:color w:val="008080"/>
+          <w:sz w:val="14"/>
+          <w:szCs w:val="14"/>
+        </w:rPr>
+        <w:t>&gt;</w:t>
+      </w:r>
+    </w:p>
+    <w:p>
+      <w:pPr>
+        <w:autoSpaceDE w:val="0"/>
+        <w:autoSpaceDN w:val="0"/>
+        <w:adjustRightInd w:val="0"/>
+        <w:spacing w:after="0" w:line="240" w:lineRule="auto"/>
+        <w:ind w:left="360"/>
+        <w:rPr>
+          <w:rFonts w:ascii="Consolas" w:hAnsi="Consolas" w:cs="Consolas"/>
+          <w:sz w:val="14"/>
+          <w:szCs w:val="14"/>
+        </w:rPr>
+      </w:pPr>
+      <w:r>
+        <w:rPr>
+          <w:rFonts w:ascii="Consolas" w:hAnsi="Consolas" w:cs="Consolas"/>
+          <w:color w:val="000000"/>
+          <w:sz w:val="14"/>
+          <w:szCs w:val="14"/>
+        </w:rPr>
+        <w:t xml:space="preserve">                </w:t>
+      </w:r>
+      <w:r>
+        <w:rPr>
+          <w:rFonts w:ascii="Consolas" w:hAnsi="Consolas" w:cs="Consolas"/>
+          <w:color w:val="008080"/>
+          <w:sz w:val="14"/>
+          <w:szCs w:val="14"/>
+        </w:rPr>
+        <w:t>&lt;</w:t>
+      </w:r>
+      <w:r>
+        <w:rPr>
+          <w:rFonts w:ascii="Consolas" w:hAnsi="Consolas" w:cs="Consolas"/>
+          <w:color w:val="3F7F7F"/>
+          <w:sz w:val="14"/>
+          <w:szCs w:val="14"/>
+        </w:rPr>
+        <w:t>version</w:t>
+      </w:r>
+      <w:r>
+        <w:rPr>
+          <w:rFonts w:ascii="Consolas" w:hAnsi="Consolas" w:cs="Consolas"/>
+          <w:color w:val="008080"/>
+          <w:sz w:val="14"/>
+          <w:szCs w:val="14"/>
+        </w:rPr>
+        <w:t>&gt;</w:t>
+      </w:r>
+      <w:r>
+        <w:rPr>
+          <w:rFonts w:ascii="Consolas" w:hAnsi="Consolas" w:cs="Consolas"/>
+          <w:color w:val="000000"/>
+          <w:sz w:val="14"/>
+          <w:szCs w:val="14"/>
+        </w:rPr>
+        <w:t>42.5.1</w:t>
+      </w:r>
+      <w:r>
+        <w:rPr>
+          <w:rFonts w:ascii="Consolas" w:hAnsi="Consolas" w:cs="Consolas"/>
+          <w:color w:val="008080"/>
+          <w:sz w:val="14"/>
+          <w:szCs w:val="14"/>
+        </w:rPr>
+        <w:t>&lt;/</w:t>
+      </w:r>
+      <w:r>
+        <w:rPr>
+          <w:rFonts w:ascii="Consolas" w:hAnsi="Consolas" w:cs="Consolas"/>
+          <w:color w:val="3F7F7F"/>
+          <w:sz w:val="14"/>
+          <w:szCs w:val="14"/>
+        </w:rPr>
+        <w:t>version</w:t>
+      </w:r>
+      <w:r>
+        <w:rPr>
+          <w:rFonts w:ascii="Consolas" w:hAnsi="Consolas" w:cs="Consolas"/>
+          <w:color w:val="008080"/>
+          <w:sz w:val="14"/>
+          <w:szCs w:val="14"/>
+        </w:rPr>
+        <w:t>&gt;</w:t>
+      </w:r>
+    </w:p>
+    <w:p>
+      <w:pPr>
+        <w:ind w:left="360"/>
+        <w:rPr>
+          <w:sz w:val="2"/>
+          <w:szCs w:val="2"/>
+        </w:rPr>
+      </w:pPr>
+      <w:r>
+        <w:rPr>
+          <w:rFonts w:ascii="Consolas" w:hAnsi="Consolas" w:cs="Consolas"/>
+          <w:color w:val="000000"/>
+          <w:sz w:val="14"/>
+          <w:szCs w:val="14"/>
+        </w:rPr>
+        <w:t xml:space="preserve">            </w:t>
+      </w:r>
+      <w:r>
+        <w:rPr>
+          <w:rFonts w:ascii="Consolas" w:hAnsi="Consolas" w:cs="Consolas"/>
+          <w:color w:val="008080"/>
+          <w:sz w:val="14"/>
+          <w:szCs w:val="14"/>
+        </w:rPr>
+        <w:t>&lt;/</w:t>
+      </w:r>
+      <w:r>
+        <w:rPr>
+          <w:rFonts w:ascii="Consolas" w:hAnsi="Consolas" w:cs="Consolas"/>
+          <w:color w:val="3F7F7F"/>
+          <w:sz w:val="14"/>
+          <w:szCs w:val="14"/>
+        </w:rPr>
+        <w:t>dependency</w:t>
+      </w:r>
+      <w:r>
+        <w:rPr>
+          <w:rFonts w:ascii="Consolas" w:hAnsi="Consolas" w:cs="Consolas"/>
+          <w:color w:val="008080"/>
+          <w:sz w:val="14"/>
+          <w:szCs w:val="14"/>
+        </w:rPr>
+        <w:t>&gt;</w:t>
+      </w:r>
+    </w:p>
+    <w:p>
+      <w:pPr>
+        <w:pStyle w:val="ListParagraph"/>
+        <w:numPr>
+          <w:ilvl w:val="0"/>
+          <w:numId w:val="12"/>
+        </w:numPr>
+        <w:rPr>
+          <w:sz w:val="24"/>
+          <w:szCs w:val="24"/>
+        </w:rPr>
+      </w:pPr>
+      <w:r>
+        <w:rPr>
+          <w:sz w:val="24"/>
+          <w:szCs w:val="24"/>
+        </w:rPr>
+        <w:t>In App.java</w:t>
+      </w:r>
+    </w:p>
+    <w:p>
+      <w:pPr>
+        <w:autoSpaceDE w:val="0"/>
+        <w:autoSpaceDN w:val="0"/>
+        <w:adjustRightInd w:val="0"/>
+        <w:spacing w:after="0" w:line="240" w:lineRule="auto"/>
+        <w:ind w:left="360"/>
+        <w:rPr>
+          <w:rFonts w:ascii="Consolas" w:hAnsi="Consolas" w:cs="Consolas"/>
+          <w:sz w:val="18"/>
+          <w:szCs w:val="18"/>
+        </w:rPr>
+      </w:pPr>
+      <w:r>
+        <w:rPr>
+          <w:rFonts w:ascii="Consolas" w:hAnsi="Consolas" w:cs="Consolas"/>
+          <w:b/>
+          <w:bCs/>
+          <w:color w:val="7F0055"/>
+          <w:sz w:val="18"/>
+          <w:szCs w:val="18"/>
+        </w:rPr>
+        <w:t>package</w:t>
+      </w:r>
+      <w:r>
+        <w:rPr>
+          <w:rFonts w:ascii="Consolas" w:hAnsi="Consolas" w:cs="Consolas"/>
+          <w:color w:val="000000"/>
+          <w:sz w:val="18"/>
+          <w:szCs w:val="18"/>
+        </w:rPr>
+        <w:t xml:space="preserve"> </w:t>
+      </w:r>
+      <w:proofErr w:type="spellStart"/>
+      <w:proofErr w:type="gramStart"/>
+      <w:r>
+        <w:rPr>
+          <w:rFonts w:ascii="Consolas" w:hAnsi="Consolas" w:cs="Consolas"/>
+          <w:color w:val="000000"/>
+          <w:sz w:val="18"/>
+          <w:szCs w:val="18"/>
+        </w:rPr>
+        <w:t>com.ust.demo</w:t>
+      </w:r>
+      <w:proofErr w:type="spellEnd"/>
+      <w:proofErr w:type="gramEnd"/>
+      <w:r>
+        <w:rPr>
+          <w:rFonts w:ascii="Consolas" w:hAnsi="Consolas" w:cs="Consolas"/>
+          <w:color w:val="000000"/>
+          <w:sz w:val="18"/>
+          <w:szCs w:val="18"/>
+        </w:rPr>
+        <w:t>;</w:t>
+      </w:r>
+    </w:p>
+    <w:p>
+      <w:pPr>
+        <w:autoSpaceDE w:val="0"/>
+        <w:autoSpaceDN w:val="0"/>
+        <w:adjustRightInd w:val="0"/>
+        <w:spacing w:after="0" w:line="240" w:lineRule="auto"/>
+        <w:ind w:left="360"/>
+        <w:rPr>
+          <w:rFonts w:ascii="Consolas" w:hAnsi="Consolas" w:cs="Consolas"/>
+          <w:sz w:val="18"/>
+          <w:szCs w:val="18"/>
+        </w:rPr>
+      </w:pPr>
+    </w:p>
+    <w:p>
+      <w:pPr>
+        <w:autoSpaceDE w:val="0"/>
+        <w:autoSpaceDN w:val="0"/>
+        <w:adjustRightInd w:val="0"/>
+        <w:spacing w:after="0" w:line="240" w:lineRule="auto"/>
+        <w:ind w:left="360"/>
+        <w:rPr>
+          <w:rFonts w:ascii="Consolas" w:hAnsi="Consolas" w:cs="Consolas"/>
+          <w:sz w:val="18"/>
+          <w:szCs w:val="18"/>
+        </w:rPr>
+      </w:pPr>
+      <w:r>
+        <w:rPr>
+          <w:rFonts w:ascii="Consolas" w:hAnsi="Consolas" w:cs="Consolas"/>
+          <w:b/>
+          <w:bCs/>
+          <w:color w:val="7F0055"/>
+          <w:sz w:val="18"/>
+          <w:szCs w:val="18"/>
+        </w:rPr>
+        <w:t>import</w:t>
+      </w:r>
+      <w:r>
+        <w:rPr>
+          <w:rFonts w:ascii="Consolas" w:hAnsi="Consolas" w:cs="Consolas"/>
+          <w:color w:val="000000"/>
+          <w:sz w:val="18"/>
+          <w:szCs w:val="18"/>
+        </w:rPr>
+        <w:t xml:space="preserve"> </w:t>
+      </w:r>
+      <w:proofErr w:type="spellStart"/>
+      <w:proofErr w:type="gramStart"/>
+      <w:r>
+        <w:rPr>
+          <w:rFonts w:ascii="Consolas" w:hAnsi="Consolas" w:cs="Consolas"/>
+          <w:color w:val="000000"/>
+          <w:sz w:val="18"/>
+          <w:szCs w:val="18"/>
+        </w:rPr>
+        <w:t>java.sql.Connection</w:t>
+      </w:r>
+      <w:proofErr w:type="spellEnd"/>
+      <w:proofErr w:type="gramEnd"/>
+      <w:r>
+        <w:rPr>
+          <w:rFonts w:ascii="Consolas" w:hAnsi="Consolas" w:cs="Consolas"/>
+          <w:color w:val="000000"/>
+          <w:sz w:val="18"/>
+          <w:szCs w:val="18"/>
+        </w:rPr>
+        <w:t>;</w:t>
+      </w:r>
+    </w:p>
+    <w:p>
+      <w:pPr>
+        <w:autoSpaceDE w:val="0"/>
+        <w:autoSpaceDN w:val="0"/>
+        <w:adjustRightInd w:val="0"/>
+        <w:spacing w:after="0" w:line="240" w:lineRule="auto"/>
+        <w:ind w:left="360"/>
+        <w:rPr>
+          <w:rFonts w:ascii="Consolas" w:hAnsi="Consolas" w:cs="Consolas"/>
+          <w:sz w:val="18"/>
+          <w:szCs w:val="18"/>
+        </w:rPr>
+      </w:pPr>
+      <w:r>
+        <w:rPr>
+          <w:rFonts w:ascii="Consolas" w:hAnsi="Consolas" w:cs="Consolas"/>
+          <w:b/>
+          <w:bCs/>
+          <w:color w:val="7F0055"/>
+          <w:sz w:val="18"/>
+          <w:szCs w:val="18"/>
+        </w:rPr>
+        <w:t>import</w:t>
+      </w:r>
+      <w:r>
+        <w:rPr>
+          <w:rFonts w:ascii="Consolas" w:hAnsi="Consolas" w:cs="Consolas"/>
+          <w:color w:val="000000"/>
+          <w:sz w:val="18"/>
+          <w:szCs w:val="18"/>
+        </w:rPr>
+        <w:t xml:space="preserve"> </w:t>
+      </w:r>
+      <w:proofErr w:type="spellStart"/>
+      <w:proofErr w:type="gramStart"/>
+      <w:r>
+        <w:rPr>
+          <w:rFonts w:ascii="Consolas" w:hAnsi="Consolas" w:cs="Consolas"/>
+          <w:color w:val="000000"/>
+          <w:sz w:val="18"/>
+          <w:szCs w:val="18"/>
+        </w:rPr>
+        <w:t>java.sql.DriverManager</w:t>
+      </w:r>
+      <w:proofErr w:type="spellEnd"/>
+      <w:proofErr w:type="gramEnd"/>
+      <w:r>
+        <w:rPr>
+          <w:rFonts w:ascii="Consolas" w:hAnsi="Consolas" w:cs="Consolas"/>
+          <w:color w:val="000000"/>
+          <w:sz w:val="18"/>
+          <w:szCs w:val="18"/>
+        </w:rPr>
+        <w:t>;</w:t>
+      </w:r>
+    </w:p>
+    <w:p>
+      <w:pPr>
+        <w:autoSpaceDE w:val="0"/>
+        <w:autoSpaceDN w:val="0"/>
+        <w:adjustRightInd w:val="0"/>
+        <w:spacing w:after="0" w:line="240" w:lineRule="auto"/>
+        <w:ind w:left="360"/>
+        <w:rPr>
+          <w:rFonts w:ascii="Consolas" w:hAnsi="Consolas" w:cs="Consolas"/>
+          <w:sz w:val="18"/>
+          <w:szCs w:val="18"/>
+        </w:rPr>
+      </w:pPr>
+      <w:r>
+        <w:rPr>
+          <w:rFonts w:ascii="Consolas" w:hAnsi="Consolas" w:cs="Consolas"/>
+          <w:b/>
+          <w:bCs/>
+          <w:color w:val="7F0055"/>
+          <w:sz w:val="18"/>
+          <w:szCs w:val="18"/>
+        </w:rPr>
+        <w:t>import</w:t>
+      </w:r>
+      <w:r>
+        <w:rPr>
+          <w:rFonts w:ascii="Consolas" w:hAnsi="Consolas" w:cs="Consolas"/>
+          <w:color w:val="000000"/>
+          <w:sz w:val="18"/>
+          <w:szCs w:val="18"/>
+        </w:rPr>
+        <w:t xml:space="preserve"> </w:t>
+      </w:r>
+      <w:proofErr w:type="spellStart"/>
+      <w:proofErr w:type="gramStart"/>
+      <w:r>
+        <w:rPr>
+          <w:rFonts w:ascii="Consolas" w:hAnsi="Consolas" w:cs="Consolas"/>
+          <w:color w:val="000000"/>
+          <w:sz w:val="18"/>
+          <w:szCs w:val="18"/>
+        </w:rPr>
+        <w:t>java.sql.ResultSet</w:t>
+      </w:r>
+      <w:proofErr w:type="spellEnd"/>
+      <w:proofErr w:type="gramEnd"/>
+      <w:r>
+        <w:rPr>
+          <w:rFonts w:ascii="Consolas" w:hAnsi="Consolas" w:cs="Consolas"/>
+          <w:color w:val="000000"/>
+          <w:sz w:val="18"/>
+          <w:szCs w:val="18"/>
+        </w:rPr>
+        <w:t>;</w:t>
+      </w:r>
+    </w:p>
+    <w:p>
+      <w:pPr>
+        <w:autoSpaceDE w:val="0"/>
+        <w:autoSpaceDN w:val="0"/>
+        <w:adjustRightInd w:val="0"/>
+        <w:spacing w:after="0" w:line="240" w:lineRule="auto"/>
+        <w:ind w:left="360"/>
+        <w:rPr>
+          <w:rFonts w:ascii="Consolas" w:hAnsi="Consolas" w:cs="Consolas"/>
+          <w:sz w:val="18"/>
+          <w:szCs w:val="18"/>
+        </w:rPr>
+      </w:pPr>
+      <w:r>
+        <w:rPr>
+          <w:rFonts w:ascii="Consolas" w:hAnsi="Consolas" w:cs="Consolas"/>
+          <w:b/>
+          <w:bCs/>
+          <w:color w:val="7F0055"/>
+          <w:sz w:val="18"/>
+          <w:szCs w:val="18"/>
+        </w:rPr>
+        <w:t>import</w:t>
+      </w:r>
+      <w:r>
+        <w:rPr>
+          <w:rFonts w:ascii="Consolas" w:hAnsi="Consolas" w:cs="Consolas"/>
+          <w:color w:val="000000"/>
+          <w:sz w:val="18"/>
+          <w:szCs w:val="18"/>
+        </w:rPr>
+        <w:t xml:space="preserve"> </w:t>
+      </w:r>
+      <w:proofErr w:type="spellStart"/>
+      <w:proofErr w:type="gramStart"/>
+      <w:r>
+        <w:rPr>
+          <w:rFonts w:ascii="Consolas" w:hAnsi="Consolas" w:cs="Consolas"/>
+          <w:color w:val="000000"/>
+          <w:sz w:val="18"/>
+          <w:szCs w:val="18"/>
+        </w:rPr>
+        <w:t>java.sql.SQLException</w:t>
+      </w:r>
+      <w:proofErr w:type="spellEnd"/>
+      <w:proofErr w:type="gramEnd"/>
+      <w:r>
+        <w:rPr>
+          <w:rFonts w:ascii="Consolas" w:hAnsi="Consolas" w:cs="Consolas"/>
+          <w:color w:val="000000"/>
+          <w:sz w:val="18"/>
+          <w:szCs w:val="18"/>
+        </w:rPr>
+        <w:t>;</w:t>
+      </w:r>
+    </w:p>
+    <w:p>
+      <w:pPr>
+        <w:autoSpaceDE w:val="0"/>
+        <w:autoSpaceDN w:val="0"/>
+        <w:adjustRightInd w:val="0"/>
+        <w:spacing w:after="0" w:line="240" w:lineRule="auto"/>
+        <w:ind w:left="360"/>
+        <w:rPr>
+          <w:rFonts w:ascii="Consolas" w:hAnsi="Consolas" w:cs="Consolas"/>
+          <w:sz w:val="18"/>
+          <w:szCs w:val="18"/>
+        </w:rPr>
+      </w:pPr>
+      <w:r>
+        <w:rPr>
+          <w:rFonts w:ascii="Consolas" w:hAnsi="Consolas" w:cs="Consolas"/>
+          <w:b/>
+          <w:bCs/>
+          <w:color w:val="7F0055"/>
+          <w:sz w:val="18"/>
+          <w:szCs w:val="18"/>
+        </w:rPr>
+        <w:t>import</w:t>
+      </w:r>
+      <w:r>
+        <w:rPr>
+          <w:rFonts w:ascii="Consolas" w:hAnsi="Consolas" w:cs="Consolas"/>
+          <w:color w:val="000000"/>
+          <w:sz w:val="18"/>
+          <w:szCs w:val="18"/>
+        </w:rPr>
+        <w:t xml:space="preserve"> </w:t>
+      </w:r>
+      <w:proofErr w:type="spellStart"/>
+      <w:proofErr w:type="gramStart"/>
+      <w:r>
+        <w:rPr>
+          <w:rFonts w:ascii="Consolas" w:hAnsi="Consolas" w:cs="Consolas"/>
+          <w:color w:val="000000"/>
+          <w:sz w:val="18"/>
+          <w:szCs w:val="18"/>
+        </w:rPr>
+        <w:t>java.sql.Statement</w:t>
+      </w:r>
+      <w:proofErr w:type="spellEnd"/>
+      <w:proofErr w:type="gramEnd"/>
+      <w:r>
+        <w:rPr>
+          <w:rFonts w:ascii="Consolas" w:hAnsi="Consolas" w:cs="Consolas"/>
+          <w:color w:val="000000"/>
+          <w:sz w:val="18"/>
+          <w:szCs w:val="18"/>
+        </w:rPr>
+        <w:t>;</w:t>
+      </w:r>
+    </w:p>
+    <w:p>
+      <w:pPr>
+        <w:autoSpaceDE w:val="0"/>
+        <w:autoSpaceDN w:val="0"/>
+        <w:adjustRightInd w:val="0"/>
+        <w:spacing w:after="0" w:line="240" w:lineRule="auto"/>
+        <w:ind w:left="360"/>
+        <w:rPr>
+          <w:rFonts w:ascii="Consolas" w:hAnsi="Consolas" w:cs="Consolas"/>
+          <w:sz w:val="18"/>
+          <w:szCs w:val="18"/>
+        </w:rPr>
+      </w:pPr>
+    </w:p>
+    <w:p>
+      <w:pPr>
+        <w:autoSpaceDE w:val="0"/>
+        <w:autoSpaceDN w:val="0"/>
+        <w:adjustRightInd w:val="0"/>
+        <w:spacing w:after="0" w:line="240" w:lineRule="auto"/>
+        <w:ind w:left="360"/>
+        <w:rPr>
+          <w:rFonts w:ascii="Consolas" w:hAnsi="Consolas" w:cs="Consolas"/>
+          <w:sz w:val="18"/>
+          <w:szCs w:val="18"/>
+        </w:rPr>
+      </w:pPr>
+      <w:r>
+        <w:rPr>
+          <w:rFonts w:ascii="Consolas" w:hAnsi="Consolas" w:cs="Consolas"/>
+          <w:color w:val="3F5FBF"/>
+          <w:sz w:val="18"/>
+          <w:szCs w:val="18"/>
+        </w:rPr>
+        <w:t>/**</w:t>
+      </w:r>
+    </w:p>
+    <w:p>
+      <w:pPr>
+        <w:autoSpaceDE w:val="0"/>
+        <w:autoSpaceDN w:val="0"/>
+        <w:adjustRightInd w:val="0"/>
+        <w:spacing w:after="0" w:line="240" w:lineRule="auto"/>
+        <w:ind w:left="360"/>
+        <w:rPr>
+          <w:rFonts w:ascii="Consolas" w:hAnsi="Consolas" w:cs="Consolas"/>
+          <w:sz w:val="18"/>
+          <w:szCs w:val="18"/>
+        </w:rPr>
+      </w:pPr>
+      <w:r>
+        <w:rPr>
+          <w:rFonts w:ascii="Consolas" w:hAnsi="Consolas" w:cs="Consolas"/>
+          <w:color w:val="3F5FBF"/>
+          <w:sz w:val="18"/>
+          <w:szCs w:val="18"/>
+        </w:rPr>
+        <w:t xml:space="preserve"> * Hello world!</w:t>
+      </w:r>
+    </w:p>
+    <w:p>
+      <w:pPr>
+        <w:autoSpaceDE w:val="0"/>
+        <w:autoSpaceDN w:val="0"/>
+        <w:adjustRightInd w:val="0"/>
+        <w:spacing w:after="0" w:line="240" w:lineRule="auto"/>
+        <w:ind w:left="360"/>
+        <w:rPr>
+          <w:rFonts w:ascii="Consolas" w:hAnsi="Consolas" w:cs="Consolas"/>
+          <w:sz w:val="18"/>
+          <w:szCs w:val="18"/>
+        </w:rPr>
+      </w:pPr>
+      <w:r>
+        <w:rPr>
+          <w:rFonts w:ascii="Consolas" w:hAnsi="Consolas" w:cs="Consolas"/>
+          <w:color w:val="3F5FBF"/>
+          <w:sz w:val="18"/>
+          <w:szCs w:val="18"/>
+        </w:rPr>
+        <w:lastRenderedPageBreak/>
+        <w:t xml:space="preserve"> *</w:t>
+      </w:r>
+    </w:p>
+    <w:p>
+      <w:pPr>
+        <w:autoSpaceDE w:val="0"/>
+        <w:autoSpaceDN w:val="0"/>
+        <w:adjustRightInd w:val="0"/>
+        <w:spacing w:after="0" w:line="240" w:lineRule="auto"/>
+        <w:ind w:left="360"/>
+        <w:rPr>
+          <w:rFonts w:ascii="Consolas" w:hAnsi="Consolas" w:cs="Consolas"/>
+          <w:sz w:val="18"/>
+          <w:szCs w:val="18"/>
+        </w:rPr>
+      </w:pPr>
+      <w:r>
+        <w:rPr>
+          <w:rFonts w:ascii="Consolas" w:hAnsi="Consolas" w:cs="Consolas"/>
+          <w:color w:val="3F5FBF"/>
+          <w:sz w:val="18"/>
+          <w:szCs w:val="18"/>
+        </w:rPr>
+        <w:t xml:space="preserve"> */</w:t>
+      </w:r>
+    </w:p>
+    <w:p>
+      <w:pPr>
+        <w:autoSpaceDE w:val="0"/>
+        <w:autoSpaceDN w:val="0"/>
+        <w:adjustRightInd w:val="0"/>
+        <w:spacing w:after="0" w:line="240" w:lineRule="auto"/>
+        <w:ind w:left="360"/>
+        <w:rPr>
+          <w:rFonts w:ascii="Consolas" w:hAnsi="Consolas" w:cs="Consolas"/>
+          <w:sz w:val="18"/>
+          <w:szCs w:val="18"/>
+        </w:rPr>
+      </w:pPr>
+      <w:r>
+        <w:rPr>
+          <w:rFonts w:ascii="Consolas" w:hAnsi="Consolas" w:cs="Consolas"/>
+          <w:b/>
+          <w:bCs/>
+          <w:color w:val="7F0055"/>
+          <w:sz w:val="18"/>
+          <w:szCs w:val="18"/>
+        </w:rPr>
+        <w:t>public</w:t>
+      </w:r>
+      <w:r>
+        <w:rPr>
+          <w:rFonts w:ascii="Consolas" w:hAnsi="Consolas" w:cs="Consolas"/>
+          <w:color w:val="000000"/>
+          <w:sz w:val="18"/>
+          <w:szCs w:val="18"/>
+        </w:rPr>
+        <w:t xml:space="preserve"> </w:t>
+      </w:r>
+      <w:r>
+        <w:rPr>
+          <w:rFonts w:ascii="Consolas" w:hAnsi="Consolas" w:cs="Consolas"/>
+          <w:b/>
+          <w:bCs/>
+          <w:color w:val="7F0055"/>
+          <w:sz w:val="18"/>
+          <w:szCs w:val="18"/>
+        </w:rPr>
+        <w:t>class</w:t>
+      </w:r>
+      <w:r>
+        <w:rPr>
+          <w:rFonts w:ascii="Consolas" w:hAnsi="Consolas" w:cs="Consolas"/>
+          <w:color w:val="000000"/>
+          <w:sz w:val="18"/>
+          <w:szCs w:val="18"/>
+        </w:rPr>
+        <w:t xml:space="preserve"> App </w:t>
+      </w:r>
+    </w:p>
+    <w:p>
+      <w:pPr>
+        <w:autoSpaceDE w:val="0"/>
+        <w:autoSpaceDN w:val="0"/>
+        <w:adjustRightInd w:val="0"/>
+        <w:spacing w:after="0" w:line="240" w:lineRule="auto"/>
+        <w:ind w:left="360"/>
+        <w:rPr>
+          <w:rFonts w:ascii="Consolas" w:hAnsi="Consolas" w:cs="Consolas"/>
+          <w:sz w:val="18"/>
+          <w:szCs w:val="18"/>
+        </w:rPr>
+      </w:pPr>
+      <w:r>
+        <w:rPr>
+          <w:rFonts w:ascii="Consolas" w:hAnsi="Consolas" w:cs="Consolas"/>
+          <w:color w:val="000000"/>
+          <w:sz w:val="18"/>
+          <w:szCs w:val="18"/>
+        </w:rPr>
+        <w:t>{</w:t>
+      </w:r>
+    </w:p>
+    <w:p>
+      <w:pPr>
+        <w:autoSpaceDE w:val="0"/>
+        <w:autoSpaceDN w:val="0"/>
+        <w:adjustRightInd w:val="0"/>
+        <w:spacing w:after="0" w:line="240" w:lineRule="auto"/>
+        <w:ind w:left="360"/>
+        <w:rPr>
+          <w:rFonts w:ascii="Consolas" w:hAnsi="Consolas" w:cs="Consolas"/>
+          <w:sz w:val="18"/>
+          <w:szCs w:val="18"/>
+        </w:rPr>
+      </w:pPr>
+      <w:r>
+        <w:rPr>
+          <w:rFonts w:ascii="Consolas" w:hAnsi="Consolas" w:cs="Consolas"/>
+          <w:color w:val="000000"/>
+          <w:sz w:val="18"/>
+          <w:szCs w:val="18"/>
+        </w:rPr>
+        <w:t xml:space="preserve">    </w:t>
+      </w:r>
+      <w:r>
+        <w:rPr>
+          <w:rFonts w:ascii="Consolas" w:hAnsi="Consolas" w:cs="Consolas"/>
+          <w:b/>
+          <w:bCs/>
+          <w:color w:val="7F0055"/>
+          <w:sz w:val="18"/>
+          <w:szCs w:val="18"/>
+        </w:rPr>
+        <w:t>public</w:t>
+      </w:r>
+      <w:r>
+        <w:rPr>
+          <w:rFonts w:ascii="Consolas" w:hAnsi="Consolas" w:cs="Consolas"/>
+          <w:color w:val="000000"/>
+          <w:sz w:val="18"/>
+          <w:szCs w:val="18"/>
+        </w:rPr>
+        <w:t xml:space="preserve"> </w:t>
+      </w:r>
+      <w:r>
+        <w:rPr>
+          <w:rFonts w:ascii="Consolas" w:hAnsi="Consolas" w:cs="Consolas"/>
+          <w:b/>
+          <w:bCs/>
+          <w:color w:val="7F0055"/>
+          <w:sz w:val="18"/>
+          <w:szCs w:val="18"/>
+        </w:rPr>
+        <w:t>static</w:t>
+      </w:r>
+      <w:r>
+        <w:rPr>
+          <w:rFonts w:ascii="Consolas" w:hAnsi="Consolas" w:cs="Consolas"/>
+          <w:color w:val="000000"/>
+          <w:sz w:val="18"/>
+          <w:szCs w:val="18"/>
+        </w:rPr>
+        <w:t xml:space="preserve"> </w:t>
+      </w:r>
+      <w:r>
+        <w:rPr>
+          <w:rFonts w:ascii="Consolas" w:hAnsi="Consolas" w:cs="Consolas"/>
+          <w:b/>
+          <w:bCs/>
+          <w:color w:val="7F0055"/>
+          <w:sz w:val="18"/>
+          <w:szCs w:val="18"/>
+        </w:rPr>
+        <w:t>void</w:t>
+      </w:r>
+      <w:r>
+        <w:rPr>
+          <w:rFonts w:ascii="Consolas" w:hAnsi="Consolas" w:cs="Consolas"/>
+          <w:color w:val="000000"/>
+          <w:sz w:val="18"/>
+          <w:szCs w:val="18"/>
+        </w:rPr>
+        <w:t xml:space="preserve"> </w:t>
+      </w:r>
+      <w:proofErr w:type="gramStart"/>
+      <w:r>
+        <w:rPr>
+          <w:rFonts w:ascii="Consolas" w:hAnsi="Consolas" w:cs="Consolas"/>
+          <w:color w:val="000000"/>
+          <w:sz w:val="18"/>
+          <w:szCs w:val="18"/>
+        </w:rPr>
+        <w:t>main( String</w:t>
+      </w:r>
+      <w:proofErr w:type="gramEnd"/>
+      <w:r>
+        <w:rPr>
+          <w:rFonts w:ascii="Consolas" w:hAnsi="Consolas" w:cs="Consolas"/>
+          <w:color w:val="000000"/>
+          <w:sz w:val="18"/>
+          <w:szCs w:val="18"/>
+        </w:rPr>
+        <w:t xml:space="preserve">[] </w:t>
+      </w:r>
+      <w:proofErr w:type="spellStart"/>
+      <w:r>
+        <w:rPr>
+          <w:rFonts w:ascii="Consolas" w:hAnsi="Consolas" w:cs="Consolas"/>
+          <w:color w:val="6A3E3E"/>
+          <w:sz w:val="18"/>
+          <w:szCs w:val="18"/>
+        </w:rPr>
+        <w:t>args</w:t>
+      </w:r>
+      <w:proofErr w:type="spellEnd"/>
+      <w:r>
+        <w:rPr>
+          <w:rFonts w:ascii="Consolas" w:hAnsi="Consolas" w:cs="Consolas"/>
+          <w:color w:val="000000"/>
+          <w:sz w:val="18"/>
+          <w:szCs w:val="18"/>
+        </w:rPr>
+        <w:t xml:space="preserve"> ) </w:t>
+      </w:r>
+      <w:r>
+        <w:rPr>
+          <w:rFonts w:ascii="Consolas" w:hAnsi="Consolas" w:cs="Consolas"/>
+          <w:b/>
+          <w:bCs/>
+          <w:color w:val="7F0055"/>
+          <w:sz w:val="18"/>
+          <w:szCs w:val="18"/>
+        </w:rPr>
+        <w:t>throws</w:t>
+      </w:r>
+      <w:r>
+        <w:rPr>
+          <w:rFonts w:ascii="Consolas" w:hAnsi="Consolas" w:cs="Consolas"/>
+          <w:color w:val="000000"/>
+          <w:sz w:val="18"/>
+          <w:szCs w:val="18"/>
+        </w:rPr>
+        <w:t xml:space="preserve"> </w:t>
+      </w:r>
+      <w:proofErr w:type="spellStart"/>
+      <w:r>
+        <w:rPr>
+          <w:rFonts w:ascii="Consolas" w:hAnsi="Consolas" w:cs="Consolas"/>
+          <w:color w:val="000000"/>
+          <w:sz w:val="18"/>
+          <w:szCs w:val="18"/>
+        </w:rPr>
+        <w:t>SQLException</w:t>
+      </w:r>
+      <w:proofErr w:type="spellEnd"/>
+    </w:p>
+    <w:p>
+      <w:pPr>
+        <w:autoSpaceDE w:val="0"/>
+        <w:autoSpaceDN w:val="0"/>
+        <w:adjustRightInd w:val="0"/>
+        <w:spacing w:after="0" w:line="240" w:lineRule="auto"/>
+        <w:ind w:left="360"/>
+        <w:rPr>
+          <w:rFonts w:ascii="Consolas" w:hAnsi="Consolas" w:cs="Consolas"/>
+          <w:sz w:val="18"/>
+          <w:szCs w:val="18"/>
+        </w:rPr>
+      </w:pPr>
+      <w:r>
+        <w:rPr>
+          <w:rFonts w:ascii="Consolas" w:hAnsi="Consolas" w:cs="Consolas"/>
+          <w:color w:val="000000"/>
+          <w:sz w:val="18"/>
+          <w:szCs w:val="18"/>
+        </w:rPr>
+        <w:t xml:space="preserve">    {</w:t>
+      </w:r>
+    </w:p>
+    <w:p>
+      <w:pPr>
+        <w:autoSpaceDE w:val="0"/>
+        <w:autoSpaceDN w:val="0"/>
+        <w:adjustRightInd w:val="0"/>
+        <w:spacing w:after="0" w:line="240" w:lineRule="auto"/>
+        <w:ind w:left="360"/>
+        <w:rPr>
+          <w:rFonts w:ascii="Consolas" w:hAnsi="Consolas" w:cs="Consolas"/>
+          <w:sz w:val="18"/>
+          <w:szCs w:val="18"/>
+        </w:rPr>
+      </w:pPr>
+      <w:r>
+        <w:rPr>
+          <w:rFonts w:ascii="Consolas" w:hAnsi="Consolas" w:cs="Consolas"/>
+          <w:color w:val="000000"/>
+          <w:sz w:val="18"/>
+          <w:szCs w:val="18"/>
+        </w:rPr>
+        <w:t xml:space="preserve">        </w:t>
+      </w:r>
+      <w:r>
+        <w:rPr>
+          <w:rFonts w:ascii="Consolas" w:hAnsi="Consolas" w:cs="Consolas"/>
+          <w:color w:val="3F7F5F"/>
+          <w:sz w:val="18"/>
+          <w:szCs w:val="18"/>
+        </w:rPr>
+        <w:t>//load the driver</w:t>
+      </w:r>
+      <w:r>
+        <w:rPr>
+          <w:rFonts w:ascii="Consolas" w:hAnsi="Consolas" w:cs="Consolas"/>
+          <w:color w:val="3F7F5F"/>
+          <w:sz w:val="18"/>
+          <w:szCs w:val="18"/>
+        </w:rPr>
+        <w:tab/>
+        <w:t>(skip)</w:t>
+      </w:r>
+    </w:p>
+    <w:p>
+      <w:pPr>
+        <w:autoSpaceDE w:val="0"/>
+        <w:autoSpaceDN w:val="0"/>
+        <w:adjustRightInd w:val="0"/>
+        <w:spacing w:after="0" w:line="240" w:lineRule="auto"/>
+        <w:ind w:left="360"/>
+        <w:rPr>
+          <w:rFonts w:ascii="Consolas" w:hAnsi="Consolas" w:cs="Consolas"/>
+          <w:sz w:val="18"/>
+          <w:szCs w:val="18"/>
+        </w:rPr>
+      </w:pPr>
+      <w:r>
+        <w:rPr>
+          <w:rFonts w:ascii="Consolas" w:hAnsi="Consolas" w:cs="Consolas"/>
+          <w:color w:val="000000"/>
+          <w:sz w:val="18"/>
+          <w:szCs w:val="18"/>
+        </w:rPr>
+        <w:t xml:space="preserve">    </w:t>
+      </w:r>
+      <w:r>
+        <w:rPr>
+          <w:rFonts w:ascii="Consolas" w:hAnsi="Consolas" w:cs="Consolas"/>
+          <w:color w:val="000000"/>
+          <w:sz w:val="18"/>
+          <w:szCs w:val="18"/>
+        </w:rPr>
+        <w:tab/>
+        <w:t xml:space="preserve">Connection </w:t>
+      </w:r>
+      <w:r>
+        <w:rPr>
+          <w:rFonts w:ascii="Consolas" w:hAnsi="Consolas" w:cs="Consolas"/>
+          <w:color w:val="6A3E3E"/>
+          <w:sz w:val="18"/>
+          <w:szCs w:val="18"/>
+        </w:rPr>
+        <w:t>con</w:t>
+      </w:r>
+      <w:r>
+        <w:rPr>
+          <w:rFonts w:ascii="Consolas" w:hAnsi="Consolas" w:cs="Consolas"/>
+          <w:color w:val="000000"/>
+          <w:sz w:val="18"/>
+          <w:szCs w:val="18"/>
+        </w:rPr>
+        <w:t xml:space="preserve"> = DriverManager.</w:t>
+      </w:r>
+      <w:r>
+        <w:rPr>
+          <w:rFonts w:ascii="Consolas" w:hAnsi="Consolas" w:cs="Consolas"/>
+          <w:i/>
+          <w:iCs/>
+          <w:color w:val="000000"/>
+          <w:sz w:val="18"/>
+          <w:szCs w:val="18"/>
+        </w:rPr>
+        <w:t>getConnection</w:t>
+      </w:r>
+      <w:r>
+        <w:rPr>
+          <w:rFonts w:ascii="Consolas" w:hAnsi="Consolas" w:cs="Consolas"/>
+          <w:color w:val="000000"/>
+          <w:sz w:val="18"/>
+          <w:szCs w:val="18"/>
+        </w:rPr>
+        <w:t>(</w:t>
+      </w:r>
+      <w:r>
+        <w:rPr>
+          <w:rFonts w:ascii="Consolas" w:hAnsi="Consolas" w:cs="Consolas"/>
+          <w:color w:val="2A00FF"/>
+          <w:sz w:val="18"/>
+          <w:szCs w:val="18"/>
+        </w:rPr>
+        <w:t>"</w:t>
+      </w:r>
+      <w:proofErr w:type="gramStart"/>
+      <w:r>
+        <w:rPr>
+          <w:rFonts w:ascii="Consolas" w:hAnsi="Consolas" w:cs="Consolas"/>
+          <w:color w:val="2A00FF"/>
+          <w:sz w:val="18"/>
+          <w:szCs w:val="18"/>
+        </w:rPr>
+        <w:t>jdbc:postgresql://localhost:5432/postgres"</w:t>
+      </w:r>
+      <w:r>
+        <w:rPr>
+          <w:rFonts w:ascii="Consolas" w:hAnsi="Consolas" w:cs="Consolas"/>
+          <w:color w:val="000000"/>
+          <w:sz w:val="18"/>
+          <w:szCs w:val="18"/>
+        </w:rPr>
+        <w:t>,</w:t>
+      </w:r>
+      <w:r>
+        <w:rPr>
+          <w:rFonts w:ascii="Consolas" w:hAnsi="Consolas" w:cs="Consolas"/>
+          <w:color w:val="2A00FF"/>
+          <w:sz w:val="18"/>
+          <w:szCs w:val="18"/>
+        </w:rPr>
+        <w:t>"postgres"</w:t>
+      </w:r>
+      <w:r>
+        <w:rPr>
+          <w:rFonts w:ascii="Consolas" w:hAnsi="Consolas" w:cs="Consolas"/>
+          <w:color w:val="000000"/>
+          <w:sz w:val="18"/>
+          <w:szCs w:val="18"/>
+        </w:rPr>
+        <w:t>,</w:t>
+      </w:r>
+      <w:r>
+        <w:rPr>
+          <w:rFonts w:ascii="Consolas" w:hAnsi="Consolas" w:cs="Consolas"/>
+          <w:color w:val="2A00FF"/>
+          <w:sz w:val="18"/>
+          <w:szCs w:val="18"/>
+        </w:rPr>
+        <w:t>"password</w:t>
+      </w:r>
+      <w:proofErr w:type="gramEnd"/>
+      <w:r>
+        <w:rPr>
+          <w:rFonts w:ascii="Consolas" w:hAnsi="Consolas" w:cs="Consolas"/>
+          <w:color w:val="2A00FF"/>
+          <w:sz w:val="18"/>
+          <w:szCs w:val="18"/>
+        </w:rPr>
+        <w:t>"</w:t>
+      </w:r>
+      <w:r>
+        <w:rPr>
+          <w:rFonts w:ascii="Consolas" w:hAnsi="Consolas" w:cs="Consolas"/>
+          <w:color w:val="000000"/>
+          <w:sz w:val="18"/>
+          <w:szCs w:val="18"/>
+        </w:rPr>
+        <w:t>);</w:t>
+      </w:r>
+    </w:p>
+    <w:p>
+      <w:pPr>
+        <w:autoSpaceDE w:val="0"/>
+        <w:autoSpaceDN w:val="0"/>
+        <w:adjustRightInd w:val="0"/>
+        <w:spacing w:after="0" w:line="240" w:lineRule="auto"/>
+        <w:ind w:left="360"/>
+        <w:rPr>
+          <w:rFonts w:ascii="Consolas" w:hAnsi="Consolas" w:cs="Consolas"/>
+          <w:sz w:val="18"/>
+          <w:szCs w:val="18"/>
+        </w:rPr>
+      </w:pPr>
+      <w:r>
+        <w:rPr>
+          <w:rFonts w:ascii="Consolas" w:hAnsi="Consolas" w:cs="Consolas"/>
+          <w:color w:val="000000"/>
+          <w:sz w:val="18"/>
+          <w:szCs w:val="18"/>
+        </w:rPr>
+        <w:t xml:space="preserve">    </w:t>
+      </w:r>
+      <w:r>
+        <w:rPr>
+          <w:rFonts w:ascii="Consolas" w:hAnsi="Consolas" w:cs="Consolas"/>
+          <w:color w:val="000000"/>
+          <w:sz w:val="18"/>
+          <w:szCs w:val="18"/>
+        </w:rPr>
+        <w:tab/>
+        <w:t xml:space="preserve">Statement </w:t>
+      </w:r>
+      <w:proofErr w:type="spellStart"/>
+      <w:r>
+        <w:rPr>
+          <w:rFonts w:ascii="Consolas" w:hAnsi="Consolas" w:cs="Consolas"/>
+          <w:color w:val="6A3E3E"/>
+          <w:sz w:val="18"/>
+          <w:szCs w:val="18"/>
+        </w:rPr>
+        <w:t>st</w:t>
+      </w:r>
+      <w:proofErr w:type="spellEnd"/>
+      <w:r>
+        <w:rPr>
+          <w:rFonts w:ascii="Consolas" w:hAnsi="Consolas" w:cs="Consolas"/>
+          <w:color w:val="000000"/>
+          <w:sz w:val="18"/>
+          <w:szCs w:val="18"/>
+        </w:rPr>
+        <w:t xml:space="preserve"> = </w:t>
+      </w:r>
+      <w:proofErr w:type="spellStart"/>
+      <w:proofErr w:type="gramStart"/>
+      <w:r>
+        <w:rPr>
+          <w:rFonts w:ascii="Consolas" w:hAnsi="Consolas" w:cs="Consolas"/>
+          <w:color w:val="6A3E3E"/>
+          <w:sz w:val="18"/>
+          <w:szCs w:val="18"/>
+        </w:rPr>
+        <w:t>con</w:t>
+      </w:r>
+      <w:r>
+        <w:rPr>
+          <w:rFonts w:ascii="Consolas" w:hAnsi="Consolas" w:cs="Consolas"/>
+          <w:color w:val="000000"/>
+          <w:sz w:val="18"/>
+          <w:szCs w:val="18"/>
+        </w:rPr>
+        <w:t>.createStatement</w:t>
+      </w:r>
+      <w:proofErr w:type="spellEnd"/>
+      <w:proofErr w:type="gramEnd"/>
+      <w:r>
+        <w:rPr>
+          <w:rFonts w:ascii="Consolas" w:hAnsi="Consolas" w:cs="Consolas"/>
+          <w:color w:val="000000"/>
+          <w:sz w:val="18"/>
+          <w:szCs w:val="18"/>
+        </w:rPr>
+        <w:t>();</w:t>
+      </w:r>
+    </w:p>
+    <w:p>
+      <w:pPr>
+        <w:autoSpaceDE w:val="0"/>
+        <w:autoSpaceDN w:val="0"/>
+        <w:adjustRightInd w:val="0"/>
+        <w:spacing w:after="0" w:line="240" w:lineRule="auto"/>
+        <w:ind w:left="360"/>
+        <w:rPr>
+          <w:rFonts w:ascii="Consolas" w:hAnsi="Consolas" w:cs="Consolas"/>
+          <w:sz w:val="18"/>
+          <w:szCs w:val="18"/>
+        </w:rPr>
+      </w:pPr>
+      <w:r>
+        <w:rPr>
+          <w:rFonts w:ascii="Consolas" w:hAnsi="Consolas" w:cs="Consolas"/>
+          <w:color w:val="000000"/>
+          <w:sz w:val="18"/>
+          <w:szCs w:val="18"/>
+        </w:rPr>
+        <w:t xml:space="preserve">    </w:t>
+      </w:r>
+      <w:r>
+        <w:rPr>
+          <w:rFonts w:ascii="Consolas" w:hAnsi="Consolas" w:cs="Consolas"/>
+          <w:color w:val="000000"/>
+          <w:sz w:val="18"/>
+          <w:szCs w:val="18"/>
+        </w:rPr>
+        <w:tab/>
+      </w:r>
+      <w:proofErr w:type="spellStart"/>
+      <w:r>
+        <w:rPr>
+          <w:rFonts w:ascii="Consolas" w:hAnsi="Consolas" w:cs="Consolas"/>
+          <w:color w:val="000000"/>
+          <w:sz w:val="18"/>
+          <w:szCs w:val="18"/>
+        </w:rPr>
+        <w:t>ResultSet</w:t>
+      </w:r>
+      <w:proofErr w:type="spellEnd"/>
+      <w:r>
+        <w:rPr>
+          <w:rFonts w:ascii="Consolas" w:hAnsi="Consolas" w:cs="Consolas"/>
+          <w:color w:val="000000"/>
+          <w:sz w:val="18"/>
+          <w:szCs w:val="18"/>
+        </w:rPr>
+        <w:t xml:space="preserve"> </w:t>
+      </w:r>
+      <w:proofErr w:type="spellStart"/>
+      <w:r>
+        <w:rPr>
+          <w:rFonts w:ascii="Consolas" w:hAnsi="Consolas" w:cs="Consolas"/>
+          <w:color w:val="6A3E3E"/>
+          <w:sz w:val="18"/>
+          <w:szCs w:val="18"/>
+        </w:rPr>
+        <w:t>rs</w:t>
+      </w:r>
+      <w:proofErr w:type="spellEnd"/>
+      <w:r>
+        <w:rPr>
+          <w:rFonts w:ascii="Consolas" w:hAnsi="Consolas" w:cs="Consolas"/>
+          <w:color w:val="000000"/>
+          <w:sz w:val="18"/>
+          <w:szCs w:val="18"/>
+        </w:rPr>
+        <w:t xml:space="preserve"> = </w:t>
+      </w:r>
+      <w:proofErr w:type="spellStart"/>
+      <w:proofErr w:type="gramStart"/>
+      <w:r>
+        <w:rPr>
+          <w:rFonts w:ascii="Consolas" w:hAnsi="Consolas" w:cs="Consolas"/>
+          <w:color w:val="6A3E3E"/>
+          <w:sz w:val="18"/>
+          <w:szCs w:val="18"/>
+        </w:rPr>
+        <w:t>st</w:t>
+      </w:r>
+      <w:r>
+        <w:rPr>
+          <w:rFonts w:ascii="Consolas" w:hAnsi="Consolas" w:cs="Consolas"/>
+          <w:color w:val="000000"/>
+          <w:sz w:val="18"/>
+          <w:szCs w:val="18"/>
+        </w:rPr>
+        <w:t>.executeQuery</w:t>
+      </w:r>
+      <w:proofErr w:type="spellEnd"/>
+      <w:proofErr w:type="gramEnd"/>
+      <w:r>
+        <w:rPr>
+          <w:rFonts w:ascii="Consolas" w:hAnsi="Consolas" w:cs="Consolas"/>
+          <w:color w:val="000000"/>
+          <w:sz w:val="18"/>
+          <w:szCs w:val="18"/>
+        </w:rPr>
+        <w:t>(</w:t>
+      </w:r>
+      <w:r>
+        <w:rPr>
+          <w:rFonts w:ascii="Consolas" w:hAnsi="Consolas" w:cs="Consolas"/>
+          <w:color w:val="2A00FF"/>
+          <w:sz w:val="18"/>
+          <w:szCs w:val="18"/>
+        </w:rPr>
+        <w:t>"SELECT * FROM BRANCH"</w:t>
+      </w:r>
+      <w:r>
+        <w:rPr>
+          <w:rFonts w:ascii="Consolas" w:hAnsi="Consolas" w:cs="Consolas"/>
+          <w:color w:val="000000"/>
+          <w:sz w:val="18"/>
+          <w:szCs w:val="18"/>
+        </w:rPr>
+        <w:t>);</w:t>
+      </w:r>
+    </w:p>
+    <w:p>
+      <w:pPr>
+        <w:autoSpaceDE w:val="0"/>
+        <w:autoSpaceDN w:val="0"/>
+        <w:adjustRightInd w:val="0"/>
+        <w:spacing w:after="0" w:line="240" w:lineRule="auto"/>
+        <w:ind w:left="360"/>
+        <w:rPr>
+          <w:rFonts w:ascii="Consolas" w:hAnsi="Consolas" w:cs="Consolas"/>
+          <w:sz w:val="18"/>
+          <w:szCs w:val="18"/>
+        </w:rPr>
+      </w:pPr>
+      <w:r>
+        <w:rPr>
+          <w:rFonts w:ascii="Consolas" w:hAnsi="Consolas" w:cs="Consolas"/>
+          <w:color w:val="000000"/>
+          <w:sz w:val="18"/>
+          <w:szCs w:val="18"/>
+        </w:rPr>
+        <w:t xml:space="preserve">    </w:t>
+      </w:r>
+      <w:r>
+        <w:rPr>
+          <w:rFonts w:ascii="Consolas" w:hAnsi="Consolas" w:cs="Consolas"/>
+          <w:color w:val="000000"/>
+          <w:sz w:val="18"/>
+          <w:szCs w:val="18"/>
+        </w:rPr>
+        <w:tab/>
+      </w:r>
+      <w:r>
+        <w:rPr>
+          <w:rFonts w:ascii="Consolas" w:hAnsi="Consolas" w:cs="Consolas"/>
+          <w:b/>
+          <w:bCs/>
+          <w:color w:val="7F0055"/>
+          <w:sz w:val="18"/>
+          <w:szCs w:val="18"/>
+        </w:rPr>
+        <w:t>while</w:t>
+      </w:r>
+      <w:r>
+        <w:rPr>
+          <w:rFonts w:ascii="Consolas" w:hAnsi="Consolas" w:cs="Consolas"/>
+          <w:color w:val="000000"/>
+          <w:sz w:val="18"/>
+          <w:szCs w:val="18"/>
+        </w:rPr>
+        <w:t>(</w:t>
+      </w:r>
+      <w:proofErr w:type="spellStart"/>
+      <w:proofErr w:type="gramStart"/>
+      <w:r>
+        <w:rPr>
+          <w:rFonts w:ascii="Consolas" w:hAnsi="Consolas" w:cs="Consolas"/>
+          <w:color w:val="6A3E3E"/>
+          <w:sz w:val="18"/>
+          <w:szCs w:val="18"/>
+        </w:rPr>
+        <w:t>rs</w:t>
+      </w:r>
+      <w:r>
+        <w:rPr>
+          <w:rFonts w:ascii="Consolas" w:hAnsi="Consolas" w:cs="Consolas"/>
+          <w:color w:val="000000"/>
+          <w:sz w:val="18"/>
+          <w:szCs w:val="18"/>
+        </w:rPr>
+        <w:t>.next</w:t>
+      </w:r>
+      <w:proofErr w:type="spellEnd"/>
+      <w:proofErr w:type="gramEnd"/>
+      <w:r>
+        <w:rPr>
+          <w:rFonts w:ascii="Consolas" w:hAnsi="Consolas" w:cs="Consolas"/>
+          <w:color w:val="000000"/>
+          <w:sz w:val="18"/>
+          <w:szCs w:val="18"/>
+        </w:rPr>
+        <w:t>())</w:t>
+      </w:r>
+    </w:p>
+    <w:p>
+      <w:pPr>
+        <w:autoSpaceDE w:val="0"/>
+        <w:autoSpaceDN w:val="0"/>
+        <w:adjustRightInd w:val="0"/>
+        <w:spacing w:after="0" w:line="240" w:lineRule="auto"/>
+        <w:ind w:left="360"/>
+        <w:rPr>
+          <w:rFonts w:ascii="Consolas" w:hAnsi="Consolas" w:cs="Consolas"/>
+          <w:sz w:val="18"/>
+          <w:szCs w:val="18"/>
+        </w:rPr>
+      </w:pPr>
+      <w:r>
+        <w:rPr>
+          <w:rFonts w:ascii="Consolas" w:hAnsi="Consolas" w:cs="Consolas"/>
+          <w:color w:val="000000"/>
+          <w:sz w:val="18"/>
+          <w:szCs w:val="18"/>
+        </w:rPr>
+        <w:t xml:space="preserve">    </w:t>
+      </w:r>
+      <w:r>
+        <w:rPr>
+          <w:rFonts w:ascii="Consolas" w:hAnsi="Consolas" w:cs="Consolas"/>
+          <w:color w:val="000000"/>
+          <w:sz w:val="18"/>
+          <w:szCs w:val="18"/>
+        </w:rPr>
+        <w:tab/>
+      </w:r>
+      <w:r>
+        <w:rPr>
+          <w:rFonts w:ascii="Consolas" w:hAnsi="Consolas" w:cs="Consolas"/>
+          <w:color w:val="000000"/>
+          <w:sz w:val="18"/>
+          <w:szCs w:val="18"/>
+        </w:rPr>
+        <w:tab/>
+        <w:t>System.</w:t>
+      </w:r>
+      <w:r>
+        <w:rPr>
+          <w:rFonts w:ascii="Consolas" w:hAnsi="Consolas" w:cs="Consolas"/>
+          <w:b/>
+          <w:bCs/>
+          <w:i/>
+          <w:iCs/>
+          <w:color w:val="0000C0"/>
+          <w:sz w:val="18"/>
+          <w:szCs w:val="18"/>
+        </w:rPr>
+        <w:t>out</w:t>
+      </w:r>
+      <w:r>
+        <w:rPr>
+          <w:rFonts w:ascii="Consolas" w:hAnsi="Consolas" w:cs="Consolas"/>
+          <w:color w:val="000000"/>
+          <w:sz w:val="18"/>
+          <w:szCs w:val="18"/>
+        </w:rPr>
+        <w:t>.println(</w:t>
+      </w:r>
+      <w:proofErr w:type="gramStart"/>
+      <w:r>
+        <w:rPr>
+          <w:rFonts w:ascii="Consolas" w:hAnsi="Consolas" w:cs="Consolas"/>
+          <w:color w:val="6A3E3E"/>
+          <w:sz w:val="18"/>
+          <w:szCs w:val="18"/>
+        </w:rPr>
+        <w:t>rs</w:t>
+      </w:r>
+      <w:r>
+        <w:rPr>
+          <w:rFonts w:ascii="Consolas" w:hAnsi="Consolas" w:cs="Consolas"/>
+          <w:color w:val="000000"/>
+          <w:sz w:val="18"/>
+          <w:szCs w:val="18"/>
+        </w:rPr>
+        <w:t>.getString</w:t>
+      </w:r>
+      <w:proofErr w:type="gramEnd"/>
+      <w:r>
+        <w:rPr>
+          <w:rFonts w:ascii="Consolas" w:hAnsi="Consolas" w:cs="Consolas"/>
+          <w:color w:val="000000"/>
+          <w:sz w:val="18"/>
+          <w:szCs w:val="18"/>
+        </w:rPr>
+        <w:t>(1)+</w:t>
+      </w:r>
+      <w:r>
+        <w:rPr>
+          <w:rFonts w:ascii="Consolas" w:hAnsi="Consolas" w:cs="Consolas"/>
+          <w:color w:val="2A00FF"/>
+          <w:sz w:val="18"/>
+          <w:szCs w:val="18"/>
+        </w:rPr>
+        <w:t>"\t"</w:t>
+      </w:r>
+      <w:r>
+        <w:rPr>
+          <w:rFonts w:ascii="Consolas" w:hAnsi="Consolas" w:cs="Consolas"/>
+          <w:color w:val="000000"/>
+          <w:sz w:val="18"/>
+          <w:szCs w:val="18"/>
+        </w:rPr>
+        <w:t>+</w:t>
+      </w:r>
+      <w:r>
+        <w:rPr>
+          <w:rFonts w:ascii="Consolas" w:hAnsi="Consolas" w:cs="Consolas"/>
+          <w:color w:val="6A3E3E"/>
+          <w:sz w:val="18"/>
+          <w:szCs w:val="18"/>
+        </w:rPr>
+        <w:t>rs</w:t>
+      </w:r>
+      <w:r>
+        <w:rPr>
+          <w:rFonts w:ascii="Consolas" w:hAnsi="Consolas" w:cs="Consolas"/>
+          <w:color w:val="000000"/>
+          <w:sz w:val="18"/>
+          <w:szCs w:val="18"/>
+        </w:rPr>
+        <w:t>.getString(2)+</w:t>
+      </w:r>
+      <w:r>
+        <w:rPr>
+          <w:rFonts w:ascii="Consolas" w:hAnsi="Consolas" w:cs="Consolas"/>
+          <w:color w:val="2A00FF"/>
+          <w:sz w:val="18"/>
+          <w:szCs w:val="18"/>
+        </w:rPr>
+        <w:t>"\t"</w:t>
+      </w:r>
+      <w:r>
+        <w:rPr>
+          <w:rFonts w:ascii="Consolas" w:hAnsi="Consolas" w:cs="Consolas"/>
+          <w:color w:val="000000"/>
+          <w:sz w:val="18"/>
+          <w:szCs w:val="18"/>
+        </w:rPr>
+        <w:t>+</w:t>
+      </w:r>
+      <w:r>
+        <w:rPr>
+          <w:rFonts w:ascii="Consolas" w:hAnsi="Consolas" w:cs="Consolas"/>
+          <w:color w:val="6A3E3E"/>
+          <w:sz w:val="18"/>
+          <w:szCs w:val="18"/>
+        </w:rPr>
+        <w:t>rs</w:t>
+      </w:r>
+      <w:r>
+        <w:rPr>
+          <w:rFonts w:ascii="Consolas" w:hAnsi="Consolas" w:cs="Consolas"/>
+          <w:color w:val="000000"/>
+          <w:sz w:val="18"/>
+          <w:szCs w:val="18"/>
+        </w:rPr>
+        <w:t>.getString(3));</w:t>
+      </w:r>
+    </w:p>
+    <w:p>
+      <w:pPr>
+        <w:autoSpaceDE w:val="0"/>
+        <w:autoSpaceDN w:val="0"/>
+        <w:adjustRightInd w:val="0"/>
+        <w:spacing w:after="0" w:line="240" w:lineRule="auto"/>
+        <w:ind w:left="360"/>
+        <w:rPr>
+          <w:rFonts w:ascii="Consolas" w:hAnsi="Consolas" w:cs="Consolas"/>
+          <w:sz w:val="18"/>
+          <w:szCs w:val="18"/>
+        </w:rPr>
+      </w:pPr>
+      <w:r>
+        <w:rPr>
+          <w:rFonts w:ascii="Consolas" w:hAnsi="Consolas" w:cs="Consolas"/>
+          <w:color w:val="000000"/>
+          <w:sz w:val="18"/>
+          <w:szCs w:val="18"/>
+        </w:rPr>
+        <w:t xml:space="preserve">    }</w:t>
+      </w:r>
+    </w:p>
+    <w:p>
+      <w:pPr>
+        <w:autoSpaceDE w:val="0"/>
+        <w:autoSpaceDN w:val="0"/>
+        <w:adjustRightInd w:val="0"/>
+        <w:spacing w:after="0" w:line="240" w:lineRule="auto"/>
+        <w:ind w:left="360"/>
+        <w:rPr>
+          <w:rFonts w:ascii="Consolas" w:hAnsi="Consolas" w:cs="Consolas"/>
+          <w:sz w:val="18"/>
+          <w:szCs w:val="18"/>
+        </w:rPr>
+      </w:pPr>
+      <w:r>
+        <w:rPr>
+          <w:rFonts w:ascii="Consolas" w:hAnsi="Consolas" w:cs="Consolas"/>
+          <w:color w:val="000000"/>
+          <w:sz w:val="18"/>
+          <w:szCs w:val="18"/>
+        </w:rPr>
+        <w:t>}</w:t>
+      </w:r>
+    </w:p>
+    <w:p>
+      <w:pPr>
+        <w:pStyle w:val="ListParagraph"/>
+        <w:rPr>
+          <w:sz w:val="24"/>
+          <w:szCs w:val="24"/>
+        </w:rPr>
+      </w:pPr>
+    </w:p>
+    <w:p>
+      <w:pPr>
+        <w:pStyle w:val="ListParagraph"/>
+        <w:rPr>
+          <w:sz w:val="24"/>
+          <w:szCs w:val="24"/>
+        </w:rPr>
+      </w:pPr>
+      <w:r>
+        <w:rPr>
+          <w:sz w:val="24"/>
+          <w:szCs w:val="24"/>
+        </w:rPr>
+        <w:t>Ensure that you have used the correct password.</w:t>
+      </w:r>
+    </w:p>
+    <w:p>
+      <w:pPr>
+        <w:pStyle w:val="ListParagraph"/>
+        <w:rPr>
+          <w:sz w:val="24"/>
+          <w:szCs w:val="24"/>
+        </w:rPr>
+      </w:pPr>
+      <w:r>
+        <w:rPr>
+          <w:sz w:val="24"/>
+          <w:szCs w:val="24"/>
+        </w:rPr>
+        <w:t>Run the app.</w:t>
+      </w:r>
+    </w:p>
+    <w:p>
+      <w:pPr>
+        <w:pStyle w:val="ListParagraph"/>
         <w:rPr>
           <w:sz w:val="24"/>
           <w:szCs w:val="24"/>
@@ -2557,6 +4413,95 @@
 <file path=word/numbering.xml><?xml version="1.0" encoding="utf-8"?>
 <w:numbering xmlns:wpc="http://schemas.microsoft.com/office/word/2010/wordprocessingCanvas" xmlns:cx="http://schemas.microsoft.com/office/drawing/2014/chartex" xmlns:cx1="http://schemas.microsoft.com/office/drawing/2015/9/8/chartex" xmlns:cx2="http://schemas.microsoft.com/office/drawing/2015/10/21/chartex" xmlns:cx3="http://schemas.microsoft.com/office/drawing/2016/5/9/chartex" xmlns:cx4="http://schemas.microsoft.com/office/drawing/2016/5/10/chartex" xmlns:cx5="http://schemas.microsoft.com/office/drawing/2016/5/11/chartex" xmlns:cx6="http://schemas.microsoft.com/office/drawing/2016/5/12/chartex" xmlns:cx7="http://schemas.microsoft.com/office/drawing/2016/5/13/chartex" xmlns:cx8="http://schemas.microsoft.com/office/drawing/2016/5/14/chartex" xmlns:mc="http://schemas.openxmlformats.org/markup-compatibility/2006" xmlns:aink="http://schemas.microsoft.com/office/drawing/2016/ink" xmlns:am3d="http://schemas.microsoft.com/office/drawing/2017/model3d" xmlns:o="urn:schemas-microsoft-com:office:office" xmlns:r="http://schemas.openxmlformats.org/officeDocument/2006/relationships" xmlns:m="http://schemas.openxmlformats.org/officeDocument/2006/math" xmlns:v="urn:schemas-microsoft-com:vml" xmlns:wp14="http://schemas.microsoft.com/office/word/2010/wordprocessingDrawing" xmlns:wp="http://schemas.openxmlformats.org/drawingml/2006/wordprocessingDrawing" xmlns:w10="urn:schemas-microsoft-com:office:word" xmlns:w="http://schemas.openxmlformats.org/wordprocessingml/2006/main" xmlns:w14="http://schemas.microsoft.com/office/word/2010/wordml" xmlns:w15="http://schemas.microsoft.com/office/word/2012/wordml" xmlns:w16cex="http://schemas.microsoft.com/office/word/2018/wordml/cex" xmlns:w16cid="http://schemas.microsoft.com/office/word/2016/wordml/cid" xmlns:w16="http://schemas.microsoft.com/office/word/2018/wordml" xmlns:w16se="http://schemas.microsoft.com/office/word/2015/wordml/symex" xmlns:wpg="http://schemas.microsoft.com/office/word/2010/wordprocessingGroup" xmlns:wpi="http://schemas.microsoft.com/office/word/2010/wordprocessingInk" xmlns:wne="http://schemas.microsoft.com/office/word/2006/wordml" xmlns:wps="http://schemas.microsoft.com/office/word/2010/wordprocessingShape" mc:Ignorable="w14 w15 w16se w16cid w16 w16cex wp14">
   <w:abstractNum w:abstractNumId="0" w15:restartNumberingAfterBreak="0">
+    <w:nsid w:val="005A37EA"/>
+    <w:multiLevelType w:val="hybridMultilevel"/>
+    <w:tmpl w:val="665C5A3A"/>
+    <w:lvl w:ilvl="0" w:tplc="40090011">
+      <w:start w:val="1"/>
+      <w:numFmt w:val="decimal"/>
+      <w:lvlText w:val="%1)"/>
+      <w:lvlJc w:val="left"/>
+      <w:pPr>
+        <w:ind w:left="720" w:hanging="360"/>
+      </w:pPr>
+      <w:rPr>
+        <w:rFonts w:hint="default"/>
+      </w:rPr>
+    </w:lvl>
+    <w:lvl w:ilvl="1" w:tplc="40090019">
+      <w:start w:val="1"/>
+      <w:numFmt w:val="lowerLetter"/>
+      <w:lvlText w:val="%2."/>
+      <w:lvlJc w:val="left"/>
+      <w:pPr>
+        <w:ind w:left="1440" w:hanging="360"/>
+      </w:pPr>
+    </w:lvl>
+    <w:lvl w:ilvl="2" w:tplc="4009001B" w:tentative="1">
+      <w:start w:val="1"/>
+      <w:numFmt w:val="lowerRoman"/>
+      <w:lvlText w:val="%3."/>
+      <w:lvlJc w:val="right"/>
+      <w:pPr>
+        <w:ind w:left="2160" w:hanging="180"/>
+      </w:pPr>
+    </w:lvl>
+    <w:lvl w:ilvl="3" w:tplc="4009000F" w:tentative="1">
+      <w:start w:val="1"/>
+      <w:numFmt w:val="decimal"/>
+      <w:lvlText w:val="%4."/>
+      <w:lvlJc w:val="left"/>
+      <w:pPr>
+        <w:ind w:left="2880" w:hanging="360"/>
+      </w:pPr>
+    </w:lvl>
+    <w:lvl w:ilvl="4" w:tplc="40090019" w:tentative="1">
+      <w:start w:val="1"/>
+      <w:numFmt w:val="lowerLetter"/>
+      <w:lvlText w:val="%5."/>
+      <w:lvlJc w:val="left"/>
+      <w:pPr>
+        <w:ind w:left="3600" w:hanging="360"/>
+      </w:pPr>
+    </w:lvl>
+    <w:lvl w:ilvl="5" w:tplc="4009001B" w:tentative="1">
+      <w:start w:val="1"/>
+      <w:numFmt w:val="lowerRoman"/>
+      <w:lvlText w:val="%6."/>
+      <w:lvlJc w:val="right"/>
+      <w:pPr>
+        <w:ind w:left="4320" w:hanging="180"/>
+      </w:pPr>
+    </w:lvl>
+    <w:lvl w:ilvl="6" w:tplc="4009000F" w:tentative="1">
+      <w:start w:val="1"/>
+      <w:numFmt w:val="decimal"/>
+      <w:lvlText w:val="%7."/>
+      <w:lvlJc w:val="left"/>
+      <w:pPr>
+        <w:ind w:left="5040" w:hanging="360"/>
+      </w:pPr>
+    </w:lvl>
+    <w:lvl w:ilvl="7" w:tplc="40090019" w:tentative="1">
+      <w:start w:val="1"/>
+      <w:numFmt w:val="lowerLetter"/>
+      <w:lvlText w:val="%8."/>
+      <w:lvlJc w:val="left"/>
+      <w:pPr>
+        <w:ind w:left="5760" w:hanging="360"/>
+      </w:pPr>
+    </w:lvl>
+    <w:lvl w:ilvl="8" w:tplc="4009001B" w:tentative="1">
+      <w:start w:val="1"/>
+      <w:numFmt w:val="lowerRoman"/>
+      <w:lvlText w:val="%9."/>
+      <w:lvlJc w:val="right"/>
+      <w:pPr>
+        <w:ind w:left="6480" w:hanging="180"/>
+      </w:pPr>
+    </w:lvl>
+  </w:abstractNum>
+  <w:abstractNum w:abstractNumId="1" w15:restartNumberingAfterBreak="0">
     <w:nsid w:val="02A179CD"/>
     <w:multiLevelType w:val="multilevel"/>
     <w:tmpl w:val="E1B8DB42"/>
@@ -2705,7 +4650,7 @@
       </w:rPr>
     </w:lvl>
   </w:abstractNum>
-  <w:abstractNum w:abstractNumId="1" w15:restartNumberingAfterBreak="0">
+  <w:abstractNum w:abstractNumId="2" w15:restartNumberingAfterBreak="0">
     <w:nsid w:val="04654977"/>
     <w:multiLevelType w:val="hybridMultilevel"/>
     <w:tmpl w:val="0372A890"/>
@@ -2794,7 +4739,7 @@
       </w:pPr>
     </w:lvl>
   </w:abstractNum>
-  <w:abstractNum w:abstractNumId="2" w15:restartNumberingAfterBreak="0">
+  <w:abstractNum w:abstractNumId="3" w15:restartNumberingAfterBreak="0">
     <w:nsid w:val="0E57625C"/>
     <w:multiLevelType w:val="hybridMultilevel"/>
     <w:tmpl w:val="DF78A4C0"/>
@@ -2883,7 +4828,7 @@
       </w:pPr>
     </w:lvl>
   </w:abstractNum>
-  <w:abstractNum w:abstractNumId="3" w15:restartNumberingAfterBreak="0">
+  <w:abstractNum w:abstractNumId="4" w15:restartNumberingAfterBreak="0">
     <w:nsid w:val="1B66570B"/>
     <w:multiLevelType w:val="hybridMultilevel"/>
     <w:tmpl w:val="44A290F0"/>
@@ -2972,7 +4917,7 @@
       </w:pPr>
     </w:lvl>
   </w:abstractNum>
-  <w:abstractNum w:abstractNumId="4" w15:restartNumberingAfterBreak="0">
+  <w:abstractNum w:abstractNumId="5" w15:restartNumberingAfterBreak="0">
     <w:nsid w:val="21A165FB"/>
     <w:multiLevelType w:val="hybridMultilevel"/>
     <w:tmpl w:val="59B01384"/>
@@ -3061,7 +5006,7 @@
       </w:pPr>
     </w:lvl>
   </w:abstractNum>
-  <w:abstractNum w:abstractNumId="5" w15:restartNumberingAfterBreak="0">
+  <w:abstractNum w:abstractNumId="6" w15:restartNumberingAfterBreak="0">
     <w:nsid w:val="33200079"/>
     <w:multiLevelType w:val="hybridMultilevel"/>
     <w:tmpl w:val="39EC67E0"/>
@@ -3150,7 +5095,7 @@
       </w:pPr>
     </w:lvl>
   </w:abstractNum>
-  <w:abstractNum w:abstractNumId="6" w15:restartNumberingAfterBreak="0">
+  <w:abstractNum w:abstractNumId="7" w15:restartNumberingAfterBreak="0">
     <w:nsid w:val="3BF67E76"/>
     <w:multiLevelType w:val="hybridMultilevel"/>
     <w:tmpl w:val="43CEA374"/>
@@ -3262,7 +5207,96 @@
       </w:rPr>
     </w:lvl>
   </w:abstractNum>
-  <w:abstractNum w:abstractNumId="7" w15:restartNumberingAfterBreak="0">
+  <w:abstractNum w:abstractNumId="8" w15:restartNumberingAfterBreak="0">
+    <w:nsid w:val="41371305"/>
+    <w:multiLevelType w:val="hybridMultilevel"/>
+    <w:tmpl w:val="1FFC6C24"/>
+    <w:lvl w:ilvl="0" w:tplc="40090011">
+      <w:start w:val="1"/>
+      <w:numFmt w:val="decimal"/>
+      <w:lvlText w:val="%1)"/>
+      <w:lvlJc w:val="left"/>
+      <w:pPr>
+        <w:ind w:left="720" w:hanging="360"/>
+      </w:pPr>
+      <w:rPr>
+        <w:rFonts w:hint="default"/>
+      </w:rPr>
+    </w:lvl>
+    <w:lvl w:ilvl="1" w:tplc="40090019" w:tentative="1">
+      <w:start w:val="1"/>
+      <w:numFmt w:val="lowerLetter"/>
+      <w:lvlText w:val="%2."/>
+      <w:lvlJc w:val="left"/>
+      <w:pPr>
+        <w:ind w:left="1440" w:hanging="360"/>
+      </w:pPr>
+    </w:lvl>
+    <w:lvl w:ilvl="2" w:tplc="4009001B" w:tentative="1">
+      <w:start w:val="1"/>
+      <w:numFmt w:val="lowerRoman"/>
+      <w:lvlText w:val="%3."/>
+      <w:lvlJc w:val="right"/>
+      <w:pPr>
+        <w:ind w:left="2160" w:hanging="180"/>
+      </w:pPr>
+    </w:lvl>
+    <w:lvl w:ilvl="3" w:tplc="4009000F" w:tentative="1">
+      <w:start w:val="1"/>
+      <w:numFmt w:val="decimal"/>
+      <w:lvlText w:val="%4."/>
+      <w:lvlJc w:val="left"/>
+      <w:pPr>
+        <w:ind w:left="2880" w:hanging="360"/>
+      </w:pPr>
+    </w:lvl>
+    <w:lvl w:ilvl="4" w:tplc="40090019" w:tentative="1">
+      <w:start w:val="1"/>
+      <w:numFmt w:val="lowerLetter"/>
+      <w:lvlText w:val="%5."/>
+      <w:lvlJc w:val="left"/>
+      <w:pPr>
+        <w:ind w:left="3600" w:hanging="360"/>
+      </w:pPr>
+    </w:lvl>
+    <w:lvl w:ilvl="5" w:tplc="4009001B" w:tentative="1">
+      <w:start w:val="1"/>
+      <w:numFmt w:val="lowerRoman"/>
+      <w:lvlText w:val="%6."/>
+      <w:lvlJc w:val="right"/>
+      <w:pPr>
+        <w:ind w:left="4320" w:hanging="180"/>
+      </w:pPr>
+    </w:lvl>
+    <w:lvl w:ilvl="6" w:tplc="4009000F" w:tentative="1">
+      <w:start w:val="1"/>
+      <w:numFmt w:val="decimal"/>
+      <w:lvlText w:val="%7."/>
+      <w:lvlJc w:val="left"/>
+      <w:pPr>
+        <w:ind w:left="5040" w:hanging="360"/>
+      </w:pPr>
+    </w:lvl>
+    <w:lvl w:ilvl="7" w:tplc="40090019" w:tentative="1">
+      <w:start w:val="1"/>
+      <w:numFmt w:val="lowerLetter"/>
+      <w:lvlText w:val="%8."/>
+      <w:lvlJc w:val="left"/>
+      <w:pPr>
+        <w:ind w:left="5760" w:hanging="360"/>
+      </w:pPr>
+    </w:lvl>
+    <w:lvl w:ilvl="8" w:tplc="4009001B" w:tentative="1">
+      <w:start w:val="1"/>
+      <w:numFmt w:val="lowerRoman"/>
+      <w:lvlText w:val="%9."/>
+      <w:lvlJc w:val="right"/>
+      <w:pPr>
+        <w:ind w:left="6480" w:hanging="180"/>
+      </w:pPr>
+    </w:lvl>
+  </w:abstractNum>
+  <w:abstractNum w:abstractNumId="9" w15:restartNumberingAfterBreak="0">
     <w:nsid w:val="4A1A0322"/>
     <w:multiLevelType w:val="hybridMultilevel"/>
     <w:tmpl w:val="5AE46CF6"/>
@@ -3351,7 +5385,7 @@
       </w:pPr>
     </w:lvl>
   </w:abstractNum>
-  <w:abstractNum w:abstractNumId="8" w15:restartNumberingAfterBreak="0">
+  <w:abstractNum w:abstractNumId="10" w15:restartNumberingAfterBreak="0">
     <w:nsid w:val="5D125393"/>
     <w:multiLevelType w:val="hybridMultilevel"/>
     <w:tmpl w:val="344EECD2"/>
@@ -3440,7 +5474,7 @@
       </w:pPr>
     </w:lvl>
   </w:abstractNum>
-  <w:abstractNum w:abstractNumId="9" w15:restartNumberingAfterBreak="0">
+  <w:abstractNum w:abstractNumId="11" w15:restartNumberingAfterBreak="0">
     <w:nsid w:val="6C914440"/>
     <w:multiLevelType w:val="hybridMultilevel"/>
     <w:tmpl w:val="0F76862A"/>
@@ -3530,34 +5564,40 @@
     </w:lvl>
   </w:abstractNum>
   <w:num w:numId="1">
+    <w:abstractNumId w:val="7"/>
+  </w:num>
+  <w:num w:numId="2">
+    <w:abstractNumId w:val="9"/>
+  </w:num>
+  <w:num w:numId="3">
+    <w:abstractNumId w:val="2"/>
+  </w:num>
+  <w:num w:numId="4">
+    <w:abstractNumId w:val="5"/>
+  </w:num>
+  <w:num w:numId="5">
+    <w:abstractNumId w:val="10"/>
+  </w:num>
+  <w:num w:numId="6">
+    <w:abstractNumId w:val="11"/>
+  </w:num>
+  <w:num w:numId="7">
+    <w:abstractNumId w:val="3"/>
+  </w:num>
+  <w:num w:numId="8">
     <w:abstractNumId w:val="6"/>
   </w:num>
-  <w:num w:numId="2">
-    <w:abstractNumId w:val="7"/>
-  </w:num>
-  <w:num w:numId="3">
+  <w:num w:numId="9">
     <w:abstractNumId w:val="1"/>
   </w:num>
-  <w:num w:numId="4">
+  <w:num w:numId="10">
     <w:abstractNumId w:val="4"/>
   </w:num>
-  <w:num w:numId="5">
+  <w:num w:numId="11">
     <w:abstractNumId w:val="8"/>
   </w:num>
-  <w:num w:numId="6">
-    <w:abstractNumId w:val="9"/>
-  </w:num>
-  <w:num w:numId="7">
-    <w:abstractNumId w:val="2"/>
-  </w:num>
-  <w:num w:numId="8">
-    <w:abstractNumId w:val="5"/>
-  </w:num>
-  <w:num w:numId="9">
+  <w:num w:numId="12">
     <w:abstractNumId w:val="0"/>
-  </w:num>
-  <w:num w:numId="10">
-    <w:abstractNumId w:val="3"/>
   </w:num>
 </w:numbering>
 </file>
